--- a/companies/meridian-actuarial/Engagements/Wells, Walsh and Martinez/Meeting Minutes 2023-06-08 - Wells, Walsh and Martinez.docx
+++ b/companies/meridian-actuarial/Engagements/Wells, Walsh and Martinez/Meeting Minutes 2023-06-08 - Wells, Walsh and Martinez.docx
@@ -7,14 +7,12 @@
         <w:pStyle w:val="Heading1"/>
       </w:pPr>
       <w:r>
-        <w:t>Working Session Minutes: Funding Policy Study</w:t>
+        <w:t>Meeting Minutes: Funding Policy Study for Wells, Walsh and Martinez</w:t>
       </w:r>
     </w:p>
     <w:p>
       <w:r>
-        <w:t>Re: Wells, Walsh and Martinez funding policy study, working session</w:t>
-        <w:br/>
-        <w:t>Recorded by: David Sherman</w:t>
+        <w:t>The data is closed, and the study has moved to the projections and the scenarios that sit on top of them. That was the substance of the session. The rest of the discussion was about which scenarios to run and how to present the range, not about the inputs, which are now settled.</w:t>
       </w:r>
     </w:p>
     <w:p>
@@ -59,42 +57,37 @@
     </w:p>
     <w:p>
       <w:r>
-        <w:t>Session ran ninety minutes at the client's offices. Purpose was to walk through the current-practice findings and move the objectives statement toward something the firm will sign. Minutes below record what was said and what was agreed. Where they record a view rather than a decision, that is marked.</w:t>
+        <w:t>David Sherman took the group through the census, which is now reconciled and closed. The active and inactive counts tie to the prior file, the covered payroll ties as well, and the few records that came in without clean service dates were run down against the client's source data. We rely on the reconciled file from here forward, and the report will say so.</w:t>
       </w:r>
     </w:p>
     <w:p>
       <w:r>
-        <w:t>Current practice. Documented and circulated ahead of the session: the cost method, the asset valuation method and the smoothing it applies, and the amortization of the unfunded liability with the period over which it runs. Lisa Hubbard had no corrections to the description. She asked whether the amortization period was chosen or inherited and the honest answer is that the material we have does not say. Noted as an open question rather than guessed at.</w:t>
+        <w:t>Most of the meeting was about the funding policy itself and how to test it. We agreed to carry the current policy forward under three economic scenarios and two demographic ones, holding the plan provisions fixed as written. The purpose is to show how the policy behaves, not to argue for a change; the exhibits will present the range and leave the weighing to the board.</w:t>
       </w:r>
     </w:p>
     <w:p>
       <w:r>
-        <w:t>Census. Reconciled against the population in the most recent valuation report. The two differ by nine records and each one is accounted for: seven terminations processed after the extract date, two rehires appearing twice. No liability is affected. Raised here because an unexplained difference found in review later costs more than an explained one recorded now.</w:t>
+        <w:t>We reviewed the assumptions that drive the projection. The discount rate, the mortality table, and the assumed pattern of new entrants carry the most weight, and we agreed to test each at the edges of a reasonable range rather than settle on a single point. The assumptions will be set out on their own in the report, apart from the results, so a reader can see each one and weigh it.</w:t>
       </w:r>
     </w:p>
     <w:p>
       <w:r>
-        <w:t>Contribution history. This is the finding. Across the years covered by the material we were given, the amount contributed sits at the low end of the indicated range in some years and the high end in others, and the pattern follows the firm's own results rather than anything about the plan. Michelle Banks made the point that this is a description and not a criticism: absent a written policy there was no rule to depart from. Lisa Hubbard did not dispute the pattern. She said the decision is made each year in the compensation committee with the valuation report in front of it and no written standard applied to it.</w:t>
+        <w:t>Lisa Hubbard asked how contribution volatility would read to the board, and requested that we show the year-to-year swing plainly rather than only the long-run average. We agreed. The workbook will carry a volatility exhibit alongside the funded-status projection, and the report will describe in plain terms what drives the swing.</w:t>
       </w:r>
     </w:p>
     <w:p>
       <w:r>
-        <w:t>Objectives. Lisa Hubbard ranked benefit security first and contribution stability second, and said the firm can live with a contribution that is higher on average if it is predictable. Equity across partner cohorts came up and was not resolved. Michelle Banks noted that the ranking as stated will steer the candidates toward a fixed-percentage rule with a corridor, and that the firm ought to see what that costs in a good year before it commits rather than after. Agreed the objectives statement stays in draft until the projections are run against it.</w:t>
+        <w:t>We also discussed how much of the mechanics to put in front of the board. The sense of the room was to keep the body of the report readable and move the detailed exhibits to the workbook, so the board sees the shape of the choices without wading through the arithmetic behind them.</w:t>
       </w:r>
     </w:p>
     <w:p>
       <w:r>
-        <w:t>Assumptions. Nothing recommended and nothing changed. Projections will use the assumptions in the most recent valuation as the base case, with stressed variants around the discount rate and mortality improvement. For the record: the base case is what we were given, the variants are ours, and neither one is a forecast.</w:t>
+        <w:t>Lisa Hubbard confirmed that her office will send the final asset statement and a written confirmation of the plan provisions, and said the volatility framing would help her brief the board ahead of the formal presentation. We did not set a date for the next review; it will follow the first full scenario run.</w:t>
       </w:r>
     </w:p>
     <w:p>
       <w:r>
-        <w:t>Open data. The amendment the plan document references but that is not in what we received, and the custodian's statements for one quarter. Neither blocks the model. Both block the report.</w:t>
-      </w:r>
-    </w:p>
-    <w:p>
-      <w:r>
-        <w:t>Next session in three weeks, on the candidate policies. Lisa Hubbard asked whether the projections can be shown as a range rather than as a line. They can, and they will be.</w:t>
+        <w:t>Michelle Banks flagged the one item still open. The most recent asset statement has not yet tied to the custodian report; until it does, the projections carry the prior valuation's assets as a marked placeholder, and every draft exhibit is flagged accordingly.</w:t>
       </w:r>
     </w:p>
     <w:p>
@@ -102,7 +95,7 @@
         <w:pStyle w:val="Heading2"/>
       </w:pPr>
       <w:r>
-        <w:t>Action Items</w:t>
+        <w:t>Action items</w:t>
       </w:r>
     </w:p>
     <w:tbl>
@@ -152,7 +145,7 @@
               <w:rPr>
                 <w:b/>
               </w:rPr>
-              <w:t>By</w:t>
+              <w:t>Target</w:t>
             </w:r>
           </w:p>
         </w:tc>
@@ -164,7 +157,7 @@
           </w:tcPr>
           <w:p>
             <w:r>
-              <w:t>Circulate the current-practice memo with the census reconciliation appended</w:t>
+              <w:t>Reconcile the current asset statement to the custodian report</w:t>
             </w:r>
           </w:p>
         </w:tc>
@@ -175,6 +168,38 @@
           <w:p>
             <w:r>
               <w:t>David Sherman</w:t>
+            </w:r>
+          </w:p>
+        </w:tc>
+        <w:tc>
+          <w:tcPr>
+            <w:tcW w:type="dxa" w:w="2880"/>
+          </w:tcPr>
+          <w:p>
+            <w:r>
+              <w:t>Before the next projection run</w:t>
+            </w:r>
+          </w:p>
+        </w:tc>
+      </w:tr>
+      <w:tr>
+        <w:tc>
+          <w:tcPr>
+            <w:tcW w:type="dxa" w:w="2880"/>
+          </w:tcPr>
+          <w:p>
+            <w:r>
+              <w:t>Confirm the scenario set and assumptions in writing</w:t>
+            </w:r>
+          </w:p>
+        </w:tc>
+        <w:tc>
+          <w:tcPr>
+            <w:tcW w:type="dxa" w:w="2880"/>
+          </w:tcPr>
+          <w:p>
+            <w:r>
+              <w:t>Michelle Banks</w:t>
             </w:r>
           </w:p>
         </w:tc>
@@ -196,39 +221,7 @@
           </w:tcPr>
           <w:p>
             <w:r>
-              <w:t>Revise the objectives statement to reflect the ranking; hold in draft</w:t>
-            </w:r>
-          </w:p>
-        </w:tc>
-        <w:tc>
-          <w:tcPr>
-            <w:tcW w:type="dxa" w:w="2880"/>
-          </w:tcPr>
-          <w:p>
-            <w:r>
-              <w:t>Michelle Banks</w:t>
-            </w:r>
-          </w:p>
-        </w:tc>
-        <w:tc>
-          <w:tcPr>
-            <w:tcW w:type="dxa" w:w="2880"/>
-          </w:tcPr>
-          <w:p>
-            <w:r>
-              <w:t>Before next session</w:t>
-            </w:r>
-          </w:p>
-        </w:tc>
-      </w:tr>
-      <w:tr>
-        <w:tc>
-          <w:tcPr>
-            <w:tcW w:type="dxa" w:w="2880"/>
-          </w:tcPr>
-          <w:p>
-            <w:r>
-              <w:t>Produce the missing amendment and the outstanding custodian statements</w:t>
+              <w:t>Provide the final asset statement and confirm the plan provisions</w:t>
             </w:r>
           </w:p>
         </w:tc>
@@ -248,108 +241,17 @@
           </w:tcPr>
           <w:p>
             <w:r>
-              <w:t>Two weeks</w:t>
-            </w:r>
-          </w:p>
-        </w:tc>
-      </w:tr>
-      <w:tr>
-        <w:tc>
-          <w:tcPr>
-            <w:tcW w:type="dxa" w:w="2880"/>
-          </w:tcPr>
-          <w:p>
-            <w:r>
-              <w:t>Specify the three candidate policies as written rules, not figures</w:t>
-            </w:r>
-          </w:p>
-        </w:tc>
-        <w:tc>
-          <w:tcPr>
-            <w:tcW w:type="dxa" w:w="2880"/>
-          </w:tcPr>
-          <w:p>
-            <w:r>
-              <w:t>Michelle Banks</w:t>
-            </w:r>
-          </w:p>
-        </w:tc>
-        <w:tc>
-          <w:tcPr>
-            <w:tcW w:type="dxa" w:w="2880"/>
-          </w:tcPr>
-          <w:p>
-            <w:r>
-              <w:t>Before next session</w:t>
-            </w:r>
-          </w:p>
-        </w:tc>
-      </w:tr>
-      <w:tr>
-        <w:tc>
-          <w:tcPr>
-            <w:tcW w:type="dxa" w:w="2880"/>
-          </w:tcPr>
-          <w:p>
-            <w:r>
-              <w:t>Run deterministic projections on the base case and the stressed variants</w:t>
-            </w:r>
-          </w:p>
-        </w:tc>
-        <w:tc>
-          <w:tcPr>
-            <w:tcW w:type="dxa" w:w="2880"/>
-          </w:tcPr>
-          <w:p>
-            <w:r>
-              <w:t>David Sherman</w:t>
-            </w:r>
-          </w:p>
-        </w:tc>
-        <w:tc>
-          <w:tcPr>
-            <w:tcW w:type="dxa" w:w="2880"/>
-          </w:tcPr>
-          <w:p>
-            <w:r>
-              <w:t>Before next session</w:t>
-            </w:r>
-          </w:p>
-        </w:tc>
-      </w:tr>
-      <w:tr>
-        <w:tc>
-          <w:tcPr>
-            <w:tcW w:type="dxa" w:w="2880"/>
-          </w:tcPr>
-          <w:p>
-            <w:r>
-              <w:t>Confirm who adopts the policy: the compensation committee or the partners</w:t>
-            </w:r>
-          </w:p>
-        </w:tc>
-        <w:tc>
-          <w:tcPr>
-            <w:tcW w:type="dxa" w:w="2880"/>
-          </w:tcPr>
-          <w:p>
-            <w:r>
-              <w:t>Lisa Hubbard</w:t>
-            </w:r>
-          </w:p>
-        </w:tc>
-        <w:tc>
-          <w:tcPr>
-            <w:tcW w:type="dxa" w:w="2880"/>
-          </w:tcPr>
-          <w:p>
-            <w:r>
-              <w:t>Next session</w:t>
+              <w:t>At the client's earliest convenience</w:t>
             </w:r>
           </w:p>
         </w:tc>
       </w:tr>
     </w:tbl>
+    <w:p>
+      <w:r>
+        <w:t>These minutes stand as the record of the session. Corrections should come to me within the week so the action list stays accurate.</w:t>
+      </w:r>
+    </w:p>
     <w:sectPr>
       <w:headerReference w:type="first" r:id="rId9"/>
       <w:headerReference w:type="default" r:id="rId10"/>
